--- a/notebooks/I&W Reporting/Generated_reports/I&W_Report_2025-05-16.docx
+++ b/notebooks/I&W Reporting/Generated_reports/I&W_Report_2025-05-16.docx
@@ -29,6 +29,9 @@
         </w:rPr>
         <w:t xml:space="preserve"> </w:t>
       </w:r>
+      <w:r>
+        <w:t>HTOC—[TITLE]/I&amp;W-YYYYMMDD-HHMM-A</w:t>
+      </w:r>
     </w:p>
     <w:p>
       <w:pPr>
@@ -80,6 +83,17 @@
       </w:r>
     </w:p>
     <w:p/>
+    <w:p>
+      <w:r>
+        <w:t>36.111.204.0 resolves to a location under ASN 63835 (http://whois.domaintools.com/36.111.204.0), with reverse DNS resolution to a domain of unknown reputation. 36.111.204.0 was identified as an indicator associated with a {{INPUT COMMON VULNERABILITY CODE}} exploitation campaign targeting a specific sector. According to available threat intelligence, 36.111.204.0 is potentially malicious and has been associated with ports {{INPUT PORTS}}. Further details and analysis regarding this indicator are provided below.</w:t>
+      </w:r>
+    </w:p>
+    <w:p/>
+    <w:p>
+      <w:r>
+        <w:t>[USER INPUT GOES HERE]</w:t>
+      </w:r>
+    </w:p>
     <w:p/>
     <w:p/>
     <w:p>
@@ -356,7 +370,11 @@
           </w:tcPr>
           <w:p>
             <w:r>
-              <w:t>CMS, FDA, HRSA</w:t>
+              <w:t>CMS</w:t>
+              <w:br/>
+              <w:t>FDA</w:t>
+              <w:br/>
+              <w:t>HRSA</w:t>
             </w:r>
           </w:p>
         </w:tc>
@@ -408,9 +426,15 @@
       </w:r>
     </w:p>
     <w:p>
-      <w:r>
-        <w:t>[SOURCES]</w:t>
-      </w:r>
+      <w:r/>
+      <w:hyperlink r:id="rId10">
+        <w:r>
+          <w:rPr>
+            <w:rStyle w:val="Hyperlink"/>
+          </w:rPr>
+          <w:t>https://hvs.threatconnect.com/#/details/indicators/6755399447052545</w:t>
+        </w:r>
+      </w:hyperlink>
     </w:p>
     <w:p>
       <w:pPr>
@@ -461,25 +485,7 @@
           <w:i/>
           <w:color w:val="808080" w:themeColor="background1" w:themeShade="80"/>
         </w:rPr>
-        <w:t xml:space="preserve">These reported observations are indicative of the indicator being detected within the observed entity's security logs.  Observations do not take into account any blocking actions or other mitigating </w:t>
-      </w:r>
-      <w:proofErr w:type="gramStart"/>
-      <w:r>
-        <w:rPr>
-          <w:bCs/>
-          <w:i/>
-          <w:color w:val="808080" w:themeColor="background1" w:themeShade="80"/>
-        </w:rPr>
-        <w:t>controls, and</w:t>
-      </w:r>
-      <w:proofErr w:type="gramEnd"/>
-      <w:r>
-        <w:rPr>
-          <w:bCs/>
-          <w:i/>
-          <w:color w:val="808080" w:themeColor="background1" w:themeShade="80"/>
-        </w:rPr>
-        <w:t xml:space="preserve"> are not proof of infection or compromise. HTOC recommends this observation be investigated to determine if associated with malicious activity or related to the previously reported malicious activity correlated to the indicator.</w:t>
+        <w:t>These reported observations are indicative of the indicator being detected within the observed entity's security logs.  Observations do not take into account any blocking actions or other mitigating controls, and are not proof of infection or compromise. HTOC recommends this observation be investigated to determine if associated with malicious activity or related to the previously reported malicious activity correlated to the indicator.</w:t>
       </w:r>
     </w:p>
     <w:p>
@@ -530,9 +536,26 @@
     <w:bookmarkEnd w:id="0"/>
     <w:p/>
     <w:p>
-      <w:r>
-        <w:t>https://www.virustotal.com/gui/ip-address/36.111.204.0, https://otx.alienvault.com/indicator/ip/36.111.204.0</w:t>
-      </w:r>
+      <w:r/>
+      <w:hyperlink r:id="rId11">
+        <w:r>
+          <w:rPr>
+            <w:rStyle w:val="Hyperlink"/>
+          </w:rPr>
+          <w:t>https://www.virustotal.com/gui/ip-address/36.111.204.0</w:t>
+        </w:r>
+      </w:hyperlink>
+      <w:r>
+        <w:br/>
+      </w:r>
+      <w:hyperlink r:id="rId12">
+        <w:r>
+          <w:rPr>
+            <w:rStyle w:val="Hyperlink"/>
+          </w:rPr>
+          <w:t>https://otx.alienvault.com/indicator/ip/36.111.204.0</w:t>
+        </w:r>
+      </w:hyperlink>
     </w:p>
     <w:p/>
     <w:p/>
@@ -589,7 +612,6 @@
         <w:szCs w:val="24"/>
       </w:rPr>
     </w:pPr>
-    <w:proofErr w:type="gramStart"/>
     <w:r>
       <w:rPr>
         <w:b/>
@@ -600,7 +622,6 @@
       </w:rPr>
       <w:t>TLP:AMBER</w:t>
     </w:r>
-    <w:proofErr w:type="gramEnd"/>
   </w:p>
   <w:p>
     <w:pPr>
@@ -644,7 +665,6 @@
         <w:szCs w:val="24"/>
       </w:rPr>
     </w:pPr>
-    <w:proofErr w:type="gramStart"/>
     <w:r>
       <w:rPr>
         <w:b/>
@@ -655,7 +675,6 @@
       </w:rPr>
       <w:t>TLP:AMBER</w:t>
     </w:r>
-    <w:proofErr w:type="gramEnd"/>
   </w:p>
   <w:p>
     <w:pPr>
